--- a/biupama-app-main/powerpoints/aantekeningen sammani/Epidemiologie.docx
+++ b/biupama-app-main/powerpoints/aantekeningen sammani/Epidemiologie.docx
@@ -365,7 +365,100 @@
       </w:r>
     </w:p>
     <w:p/>
+    <w:p>
+      <w:r>
+        <w:t xml:space="preserve">Kern </w:t>
+      </w:r>
+      <w:proofErr w:type="spellStart"/>
+      <w:r>
+        <w:t>outbreak</w:t>
+      </w:r>
+      <w:proofErr w:type="spellEnd"/>
+      <w:r>
+        <w:t xml:space="preserve"> </w:t>
+      </w:r>
+      <w:proofErr w:type="spellStart"/>
+      <w:r>
+        <w:t>investigation</w:t>
+      </w:r>
+      <w:proofErr w:type="spellEnd"/>
+      <w:r>
+        <w:t xml:space="preserve">: </w:t>
+      </w:r>
+      <w:proofErr w:type="spellStart"/>
+      <w:r>
+        <w:t>identify</w:t>
+      </w:r>
+      <w:proofErr w:type="spellEnd"/>
+      <w:r>
+        <w:t xml:space="preserve"> </w:t>
+      </w:r>
+      <w:proofErr w:type="spellStart"/>
+      <w:r>
+        <w:t>disease</w:t>
+      </w:r>
+      <w:proofErr w:type="spellEnd"/>
+      <w:r>
+        <w:t>/</w:t>
+      </w:r>
+      <w:proofErr w:type="spellStart"/>
+      <w:r>
+        <w:t>toxin</w:t>
+      </w:r>
+      <w:proofErr w:type="spellEnd"/>
+      <w:r>
+        <w:t xml:space="preserve">, </w:t>
+      </w:r>
+      <w:proofErr w:type="spellStart"/>
+      <w:r>
+        <w:t>understand</w:t>
+      </w:r>
+      <w:proofErr w:type="spellEnd"/>
+      <w:r>
+        <w:t xml:space="preserve"> transmission, block. </w:t>
+      </w:r>
+    </w:p>
+    <w:p>
+      <w:r>
+        <w:t xml:space="preserve">Als je cases hebt gedefinieerd en gaat tellen (case definitie, wanneer plaatsgevonden). </w:t>
+      </w:r>
+      <w:proofErr w:type="spellStart"/>
+      <w:r>
+        <w:t>Outbreak</w:t>
+      </w:r>
+      <w:proofErr w:type="spellEnd"/>
+      <w:r>
+        <w:t xml:space="preserve"> grafiek. </w:t>
+      </w:r>
+    </w:p>
     <w:p/>
+    <w:p>
+      <w:r>
+        <w:t xml:space="preserve">[[instructie, voeg ook </w:t>
+      </w:r>
+      <w:r>
+        <w:t>'/Users/</w:t>
+      </w:r>
+      <w:proofErr w:type="spellStart"/>
+      <w:r>
+        <w:t>sammani</w:t>
+      </w:r>
+      <w:proofErr w:type="spellEnd"/>
+      <w:r>
+        <w:t>/Desktop/Development/AMA app/biupama-app-main/images/huidafwijkingen/Epicurves_Figure_2.png'</w:t>
+      </w:r>
+      <w:r>
+        <w:t xml:space="preserve"> als voorbeeld voor </w:t>
+      </w:r>
+      <w:proofErr w:type="spellStart"/>
+      <w:r>
+        <w:t>outbreak</w:t>
+      </w:r>
+      <w:proofErr w:type="spellEnd"/>
+      <w:r>
+        <w:t xml:space="preserve"> grafieken]]</w:t>
+      </w:r>
+    </w:p>
     <w:sectPr>
       <w:pgSz w:w="11906" w:h="16838"/>
       <w:pgMar w:top="1417" w:right="1417" w:bottom="1417" w:left="1417" w:header="708" w:footer="708" w:gutter="0"/>
